--- a/quiz/quiz_02.docx
+++ b/quiz/quiz_02.docx
@@ -1,6 +1,6 @@
 
 <file path=word/document.xml><?xml version="1.0" encoding="utf-8"?>
-<w:document xmlns:wpc="http://schemas.microsoft.com/office/word/2010/wordprocessingCanvas" xmlns:cx="http://schemas.microsoft.com/office/drawing/2014/chartex" xmlns:cx1="http://schemas.microsoft.com/office/drawing/2015/9/8/chartex" xmlns:cx2="http://schemas.microsoft.com/office/drawing/2015/10/21/chartex" xmlns:cx3="http://schemas.microsoft.com/office/drawing/2016/5/9/chartex" xmlns:cx4="http://schemas.microsoft.com/office/drawing/2016/5/10/chartex" xmlns:cx5="http://schemas.microsoft.com/office/drawing/2016/5/11/chartex" xmlns:cx6="http://schemas.microsoft.com/office/drawing/2016/5/12/chartex" xmlns:cx7="http://schemas.microsoft.com/office/drawing/2016/5/13/chartex" xmlns:cx8="http://schemas.microsoft.com/office/drawing/2016/5/14/chartex" xmlns:mc="http://schemas.openxmlformats.org/markup-compatibility/2006" xmlns:aink="http://schemas.microsoft.com/office/drawing/2016/ink" xmlns:am3d="http://schemas.microsoft.com/office/drawing/2017/model3d" xmlns:o="urn:schemas-microsoft-com:office:office" xmlns:oel="http://schemas.microsoft.com/office/2019/extlst" xmlns:r="http://schemas.openxmlformats.org/officeDocument/2006/relationships" xmlns:m="http://schemas.openxmlformats.org/officeDocument/2006/math" xmlns:v="urn:schemas-microsoft-com:vml" xmlns:wp14="http://schemas.microsoft.com/office/word/2010/wordprocessingDrawing" xmlns:wp="http://schemas.openxmlformats.org/drawingml/2006/wordprocessingDrawing" xmlns:w10="urn:schemas-microsoft-com:office:word" xmlns:w="http://schemas.openxmlformats.org/wordprocessingml/2006/main" xmlns:w14="http://schemas.microsoft.com/office/word/2010/wordml" xmlns:w15="http://schemas.microsoft.com/office/word/2012/wordml" xmlns:w16cex="http://schemas.microsoft.com/office/word/2018/wordml/cex" xmlns:w16cid="http://schemas.microsoft.com/office/word/2016/wordml/cid" xmlns:w16="http://schemas.microsoft.com/office/word/2018/wordml" xmlns:w16sdtdh="http://schemas.microsoft.com/office/word/2020/wordml/sdtdatahash" xmlns:w16se="http://schemas.microsoft.com/office/word/2015/wordml/symex" xmlns:wpg="http://schemas.microsoft.com/office/word/2010/wordprocessingGroup" xmlns:wpi="http://schemas.microsoft.com/office/word/2010/wordprocessingInk" xmlns:wne="http://schemas.microsoft.com/office/word/2006/wordml" xmlns:wps="http://schemas.microsoft.com/office/word/2010/wordprocessingShape" mc:Ignorable="w14 w15 w16se w16cid w16 w16cex w16sdtdh wp14">
+<w:document xmlns:wpc="http://schemas.microsoft.com/office/word/2010/wordprocessingCanvas" xmlns:cx="http://schemas.microsoft.com/office/drawing/2014/chartex" xmlns:cx1="http://schemas.microsoft.com/office/drawing/2015/9/8/chartex" xmlns:cx2="http://schemas.microsoft.com/office/drawing/2015/10/21/chartex" xmlns:cx3="http://schemas.microsoft.com/office/drawing/2016/5/9/chartex" xmlns:cx4="http://schemas.microsoft.com/office/drawing/2016/5/10/chartex" xmlns:cx5="http://schemas.microsoft.com/office/drawing/2016/5/11/chartex" xmlns:cx6="http://schemas.microsoft.com/office/drawing/2016/5/12/chartex" xmlns:cx7="http://schemas.microsoft.com/office/drawing/2016/5/13/chartex" xmlns:cx8="http://schemas.microsoft.com/office/drawing/2016/5/14/chartex" xmlns:mc="http://schemas.openxmlformats.org/markup-compatibility/2006" xmlns:aink="http://schemas.microsoft.com/office/drawing/2016/ink" xmlns:am3d="http://schemas.microsoft.com/office/drawing/2017/model3d" xmlns:o="urn:schemas-microsoft-com:office:office" xmlns:oel="http://schemas.microsoft.com/office/2019/extlst" xmlns:r="http://schemas.openxmlformats.org/officeDocument/2006/relationships" xmlns:m="http://schemas.openxmlformats.org/officeDocument/2006/math" xmlns:v="urn:schemas-microsoft-com:vml" xmlns:wp14="http://schemas.microsoft.com/office/word/2010/wordprocessingDrawing" xmlns:wp="http://schemas.openxmlformats.org/drawingml/2006/wordprocessingDrawing" xmlns:w10="urn:schemas-microsoft-com:office:word" xmlns:w="http://schemas.openxmlformats.org/wordprocessingml/2006/main" xmlns:w14="http://schemas.microsoft.com/office/word/2010/wordml" xmlns:w15="http://schemas.microsoft.com/office/word/2012/wordml" xmlns:w16cex="http://schemas.microsoft.com/office/word/2018/wordml/cex" xmlns:w16cid="http://schemas.microsoft.com/office/word/2016/wordml/cid" xmlns:w16="http://schemas.microsoft.com/office/word/2018/wordml" xmlns:w16du="http://schemas.microsoft.com/office/word/2023/wordml/word16du" xmlns:w16sdtdh="http://schemas.microsoft.com/office/word/2020/wordml/sdtdatahash" xmlns:w16sdtfl="http://schemas.microsoft.com/office/word/2024/wordml/sdtformatlock" xmlns:w16se="http://schemas.microsoft.com/office/word/2015/wordml/symex" xmlns:wpg="http://schemas.microsoft.com/office/word/2010/wordprocessingGroup" xmlns:wpi="http://schemas.microsoft.com/office/word/2010/wordprocessingInk" xmlns:wne="http://schemas.microsoft.com/office/word/2006/wordml" xmlns:wps="http://schemas.microsoft.com/office/word/2010/wordprocessingShape" mc:Ignorable="w14 w15 w16se w16cid w16 w16cex w16sdtdh w16sdtfl w16du wp14">
   <w:body>
     <w:p>
       <w:pPr>
@@ -234,39 +234,7 @@
           <w:sz w:val="24"/>
           <w:szCs w:val="24"/>
         </w:rPr>
-        <w:t xml:space="preserve"> that cater to five client </w:t>
-      </w:r>
-      <w:r>
-        <w:rPr>
-          <w:rFonts w:cstheme="minorHAnsi"/>
-          <w:sz w:val="24"/>
-          <w:szCs w:val="24"/>
-        </w:rPr>
-        <w:t>construction</w:t>
-      </w:r>
-      <w:r>
-        <w:rPr>
-          <w:rFonts w:cstheme="minorHAnsi"/>
-          <w:sz w:val="24"/>
-          <w:szCs w:val="24"/>
-        </w:rPr>
-        <w:t xml:space="preserve"> sites across Chennai. The table below presents supply capacities of the plants and demand requirements of the sites (in tonnes). Additionally, it details the cost of transporting a tonne of bricks between each plant and site (in ₹k). Determine the shipping plan for the company that minimises the transportation costs while </w:t>
-      </w:r>
-      <w:r>
-        <w:rPr>
-          <w:rFonts w:cstheme="minorHAnsi"/>
-          <w:sz w:val="24"/>
-          <w:szCs w:val="24"/>
-        </w:rPr>
-        <w:t>satisfying</w:t>
-      </w:r>
-      <w:r>
-        <w:rPr>
-          <w:rFonts w:cstheme="minorHAnsi"/>
-          <w:sz w:val="24"/>
-          <w:szCs w:val="24"/>
-        </w:rPr>
-        <w:t xml:space="preserve"> the supply and demand constraints.</w:t>
+        <w:t xml:space="preserve"> that cater to five client construction sites across Chennai. The table below presents supply capacities of the plants and demand requirements of the sites (in tonnes). Additionally, it details the cost of transporting a tonne of bricks between each plant and site (in ₹k). Determine the shipping plan for the company that minimises the transportation costs while satisfying the supply and demand constraints.</w:t>
       </w:r>
       <w:r>
         <w:rPr>
@@ -1262,23 +1230,7 @@
           <w:sz w:val="24"/>
           <w:szCs w:val="24"/>
         </w:rPr>
-        <w:t>Define the decision variables. (</w:t>
-      </w:r>
-      <w:r>
-        <w:rPr>
-          <w:rFonts w:cstheme="minorHAnsi"/>
-          <w:sz w:val="24"/>
-          <w:szCs w:val="24"/>
-        </w:rPr>
-        <w:t>1</w:t>
-      </w:r>
-      <w:r>
-        <w:rPr>
-          <w:rFonts w:cstheme="minorHAnsi"/>
-          <w:sz w:val="24"/>
-          <w:szCs w:val="24"/>
-        </w:rPr>
-        <w:t>)</w:t>
+        <w:t>Define the decision variables. (1)</w:t>
       </w:r>
     </w:p>
     <w:p>
@@ -1421,7 +1373,23 @@
           <w:sz w:val="24"/>
           <w:szCs w:val="24"/>
         </w:rPr>
-        <w:t>Formulate the objective function for this problem. (1)</w:t>
+        <w:t>Formulate the objective function for this problem. (</w:t>
+      </w:r>
+      <w:r>
+        <w:rPr>
+          <w:rFonts w:cstheme="minorHAnsi"/>
+          <w:sz w:val="24"/>
+          <w:szCs w:val="24"/>
+        </w:rPr>
+        <w:t>2</w:t>
+      </w:r>
+      <w:r>
+        <w:rPr>
+          <w:rFonts w:cstheme="minorHAnsi"/>
+          <w:sz w:val="24"/>
+          <w:szCs w:val="24"/>
+        </w:rPr>
+        <w:t>)</w:t>
       </w:r>
     </w:p>
     <w:p>
@@ -2090,7 +2058,17 @@
           <w:szCs w:val="24"/>
         </w:rPr>
         <w:lastRenderedPageBreak/>
-        <w:t>Location Routing Problem:</w:t>
+        <w:t>Vehicle</w:t>
+      </w:r>
+      <w:r>
+        <w:rPr>
+          <w:rFonts w:cstheme="minorHAnsi"/>
+          <w:b/>
+          <w:bCs/>
+          <w:sz w:val="24"/>
+          <w:szCs w:val="24"/>
+        </w:rPr>
+        <w:t xml:space="preserve"> Routing Problem:</w:t>
       </w:r>
       <w:r>
         <w:rPr>
@@ -2115,8 +2093,90 @@
             <w:sz w:val="24"/>
             <w:szCs w:val="24"/>
           </w:rPr>
-          <m:t>G=(D,C,A)</m:t>
+          <m:t>G=(</m:t>
         </m:r>
+        <m:r>
+          <w:rPr>
+            <w:rFonts w:ascii="Cambria Math" w:hAnsi="Cambria Math" w:cstheme="minorHAnsi"/>
+            <w:sz w:val="24"/>
+            <w:szCs w:val="24"/>
+          </w:rPr>
+          <m:t>N</m:t>
+        </m:r>
+        <m:r>
+          <w:rPr>
+            <w:rFonts w:ascii="Cambria Math" w:hAnsi="Cambria Math" w:cstheme="minorHAnsi"/>
+            <w:sz w:val="24"/>
+            <w:szCs w:val="24"/>
+          </w:rPr>
+          <m:t>,A)</m:t>
+        </m:r>
+      </m:oMath>
+      <w:r>
+        <w:rPr>
+          <w:rFonts w:eastAsiaTheme="minorEastAsia" w:cstheme="minorHAnsi"/>
+          <w:sz w:val="24"/>
+          <w:szCs w:val="24"/>
+        </w:rPr>
+        <w:t xml:space="preserve">; </w:t>
+      </w:r>
+      <m:oMath>
+        <m:r>
+          <w:rPr>
+            <w:rFonts w:ascii="Cambria Math" w:eastAsiaTheme="minorEastAsia" w:hAnsi="Cambria Math" w:cstheme="minorHAnsi"/>
+            <w:sz w:val="24"/>
+            <w:szCs w:val="24"/>
+          </w:rPr>
+          <m:t>N=</m:t>
+        </m:r>
+        <m:d>
+          <m:dPr>
+            <m:begChr m:val="{"/>
+            <m:endChr m:val="}"/>
+            <m:ctrlPr>
+              <w:rPr>
+                <w:rFonts w:ascii="Cambria Math" w:eastAsiaTheme="minorEastAsia" w:hAnsi="Cambria Math" w:cstheme="minorHAnsi"/>
+                <w:i/>
+                <w:sz w:val="24"/>
+                <w:szCs w:val="24"/>
+              </w:rPr>
+            </m:ctrlPr>
+          </m:dPr>
+          <m:e>
+            <m:d>
+              <m:dPr>
+                <m:begChr m:val="{"/>
+                <m:endChr m:val="}"/>
+                <m:ctrlPr>
+                  <w:rPr>
+                    <w:rFonts w:ascii="Cambria Math" w:eastAsiaTheme="minorEastAsia" w:hAnsi="Cambria Math" w:cstheme="minorHAnsi"/>
+                    <w:i/>
+                    <w:sz w:val="24"/>
+                    <w:szCs w:val="24"/>
+                  </w:rPr>
+                </m:ctrlPr>
+              </m:dPr>
+              <m:e>
+                <m:r>
+                  <w:rPr>
+                    <w:rFonts w:ascii="Cambria Math" w:eastAsiaTheme="minorEastAsia" w:hAnsi="Cambria Math" w:cstheme="minorHAnsi"/>
+                    <w:sz w:val="24"/>
+                    <w:szCs w:val="24"/>
+                  </w:rPr>
+                  <m:t>d</m:t>
+                </m:r>
+              </m:e>
+            </m:d>
+            <m:r>
+              <w:rPr>
+                <w:rFonts w:ascii="Cambria Math" w:eastAsiaTheme="minorEastAsia" w:hAnsi="Cambria Math" w:cstheme="minorHAnsi"/>
+                <w:sz w:val="24"/>
+                <w:szCs w:val="24"/>
+              </w:rPr>
+              <m:t>∪C</m:t>
+            </m:r>
+          </m:e>
+        </m:d>
       </m:oMath>
       <w:r>
         <w:rPr>
@@ -2133,7 +2193,7 @@
             <w:sz w:val="24"/>
             <w:szCs w:val="24"/>
           </w:rPr>
-          <m:t>D</m:t>
+          <m:t>d</m:t>
         </m:r>
       </m:oMath>
       <w:r>
@@ -2142,7 +2202,23 @@
           <w:sz w:val="24"/>
           <w:szCs w:val="24"/>
         </w:rPr>
-        <w:t xml:space="preserve"> represents set of depot nodes, </w:t>
+        <w:t xml:space="preserve"> represents </w:t>
+      </w:r>
+      <w:r>
+        <w:rPr>
+          <w:rFonts w:cstheme="minorHAnsi"/>
+          <w:sz w:val="24"/>
+          <w:szCs w:val="24"/>
+        </w:rPr>
+        <w:t>the depot node</w:t>
+      </w:r>
+      <w:r>
+        <w:rPr>
+          <w:rFonts w:cstheme="minorHAnsi"/>
+          <w:sz w:val="24"/>
+          <w:szCs w:val="24"/>
+        </w:rPr>
+        <w:t xml:space="preserve">, </w:t>
       </w:r>
       <m:oMath>
         <m:r>
@@ -2194,7 +2270,39 @@
           <w:sz w:val="24"/>
           <w:szCs w:val="24"/>
         </w:rPr>
-        <w:t xml:space="preserve"> represents the set of arcs connecting these nodes. Each depot node </w:t>
+        <w:t xml:space="preserve"> represents the set of arcs connecting these nodes. </w:t>
+      </w:r>
+      <w:r>
+        <w:rPr>
+          <w:rFonts w:cstheme="minorHAnsi"/>
+          <w:sz w:val="24"/>
+          <w:szCs w:val="24"/>
+        </w:rPr>
+        <w:t>The depot</w:t>
+      </w:r>
+      <w:r>
+        <w:rPr>
+          <w:rFonts w:cstheme="minorHAnsi"/>
+          <w:sz w:val="24"/>
+          <w:szCs w:val="24"/>
+        </w:rPr>
+        <w:t xml:space="preserve"> has an associated set of </w:t>
+      </w:r>
+      <w:r>
+        <w:rPr>
+          <w:rFonts w:cstheme="minorHAnsi"/>
+          <w:sz w:val="24"/>
+          <w:szCs w:val="24"/>
+        </w:rPr>
+        <w:t xml:space="preserve">electric </w:t>
+      </w:r>
+      <w:r>
+        <w:rPr>
+          <w:rFonts w:cstheme="minorHAnsi"/>
+          <w:sz w:val="24"/>
+          <w:szCs w:val="24"/>
+        </w:rPr>
+        <w:t xml:space="preserve">delivery vehicles </w:t>
       </w:r>
       <m:oMath>
         <m:r>
@@ -2203,328 +2311,32 @@
             <w:sz w:val="24"/>
             <w:szCs w:val="24"/>
           </w:rPr>
-          <m:t>d</m:t>
-        </m:r>
-        <m:r>
-          <w:rPr>
-            <w:rFonts w:ascii="Cambria Math" w:hAnsi="Cambria Math" w:cstheme="minorHAnsi"/>
-            <w:sz w:val="24"/>
-            <w:szCs w:val="24"/>
-          </w:rPr>
-          <m:t>∈</m:t>
-        </m:r>
-        <m:r>
-          <w:rPr>
-            <w:rFonts w:ascii="Cambria Math" w:hAnsi="Cambria Math" w:cstheme="minorHAnsi"/>
-            <w:sz w:val="24"/>
-            <w:szCs w:val="24"/>
-          </w:rPr>
-          <m:t>D</m:t>
+          <m:t>V</m:t>
         </m:r>
       </m:oMath>
       <w:r>
         <w:rPr>
-          <w:rFonts w:cstheme="minorHAnsi"/>
-          <w:sz w:val="24"/>
-          <w:szCs w:val="24"/>
-        </w:rPr>
-        <w:t xml:space="preserve"> has an associated set of </w:t>
-      </w:r>
-      <w:r>
-        <w:rPr>
-          <w:rFonts w:cstheme="minorHAnsi"/>
-          <w:sz w:val="24"/>
-          <w:szCs w:val="24"/>
-        </w:rPr>
-        <w:t xml:space="preserve">electric </w:t>
-      </w:r>
-      <w:r>
-        <w:rPr>
-          <w:rFonts w:cstheme="minorHAnsi"/>
-          <w:sz w:val="24"/>
-          <w:szCs w:val="24"/>
-        </w:rPr>
-        <w:t xml:space="preserve">delivery vehicles </w:t>
-      </w:r>
-      <m:oMath>
-        <m:sSub>
-          <m:sSubPr>
-            <m:ctrlPr>
-              <w:rPr>
-                <w:rFonts w:ascii="Cambria Math" w:hAnsi="Cambria Math" w:cstheme="minorHAnsi"/>
-                <w:i/>
-                <w:sz w:val="24"/>
-                <w:szCs w:val="24"/>
-              </w:rPr>
-            </m:ctrlPr>
-          </m:sSubPr>
-          <m:e>
-            <m:r>
-              <w:rPr>
-                <w:rFonts w:ascii="Cambria Math" w:hAnsi="Cambria Math" w:cstheme="minorHAnsi"/>
-                <w:sz w:val="24"/>
-                <w:szCs w:val="24"/>
-              </w:rPr>
-              <m:t>V</m:t>
-            </m:r>
-          </m:e>
-          <m:sub>
-            <m:r>
-              <w:rPr>
-                <w:rFonts w:ascii="Cambria Math" w:hAnsi="Cambria Math" w:cstheme="minorHAnsi"/>
-                <w:sz w:val="24"/>
-                <w:szCs w:val="24"/>
-              </w:rPr>
-              <m:t>d</m:t>
-            </m:r>
-          </m:sub>
-        </m:sSub>
-      </m:oMath>
-      <w:r>
-        <w:rPr>
-          <w:rFonts w:cstheme="minorHAnsi"/>
-          <w:sz w:val="24"/>
-          <w:szCs w:val="24"/>
-        </w:rPr>
-        <w:t xml:space="preserve">, capacity </w:t>
-      </w:r>
-      <m:oMath>
-        <m:sSub>
-          <m:sSubPr>
-            <m:ctrlPr>
-              <w:rPr>
-                <w:rFonts w:ascii="Cambria Math" w:hAnsi="Cambria Math" w:cstheme="minorHAnsi"/>
-                <w:i/>
-                <w:sz w:val="24"/>
-                <w:szCs w:val="24"/>
-              </w:rPr>
-            </m:ctrlPr>
-          </m:sSubPr>
-          <m:e>
-            <m:r>
-              <w:rPr>
-                <w:rFonts w:ascii="Cambria Math" w:hAnsi="Cambria Math" w:cstheme="minorHAnsi"/>
-                <w:sz w:val="24"/>
-                <w:szCs w:val="24"/>
-              </w:rPr>
-              <m:t>q</m:t>
-            </m:r>
-          </m:e>
-          <m:sub>
-            <m:r>
-              <w:rPr>
-                <w:rFonts w:ascii="Cambria Math" w:hAnsi="Cambria Math" w:cstheme="minorHAnsi"/>
-                <w:sz w:val="24"/>
-                <w:szCs w:val="24"/>
-              </w:rPr>
-              <m:t>d</m:t>
-            </m:r>
-          </m:sub>
-        </m:sSub>
-      </m:oMath>
-      <w:r>
-        <w:rPr>
-          <w:rFonts w:cstheme="minorHAnsi"/>
-          <w:sz w:val="24"/>
-          <w:szCs w:val="24"/>
-        </w:rPr>
-        <w:t xml:space="preserve">, as well as a fixed cost </w:t>
-      </w:r>
-      <m:oMath>
-        <m:sSubSup>
-          <m:sSubSupPr>
-            <m:ctrlPr>
-              <w:rPr>
-                <w:rFonts w:ascii="Cambria Math" w:hAnsi="Cambria Math" w:cstheme="minorHAnsi"/>
-                <w:i/>
-                <w:sz w:val="24"/>
-                <w:szCs w:val="24"/>
-              </w:rPr>
-            </m:ctrlPr>
-          </m:sSubSupPr>
-          <m:e>
-            <m:r>
-              <w:rPr>
-                <w:rFonts w:ascii="Cambria Math" w:hAnsi="Cambria Math" w:cstheme="minorHAnsi"/>
-                <w:sz w:val="24"/>
-                <w:szCs w:val="24"/>
-              </w:rPr>
-              <m:t>π</m:t>
-            </m:r>
-          </m:e>
-          <m:sub>
-            <m:r>
-              <w:rPr>
-                <w:rFonts w:ascii="Cambria Math" w:hAnsi="Cambria Math" w:cstheme="minorHAnsi"/>
-                <w:sz w:val="24"/>
-                <w:szCs w:val="24"/>
-              </w:rPr>
-              <m:t>f</m:t>
-            </m:r>
-          </m:sub>
-          <m:sup>
-            <m:r>
-              <w:rPr>
-                <w:rFonts w:ascii="Cambria Math" w:hAnsi="Cambria Math" w:cstheme="minorHAnsi"/>
-                <w:sz w:val="24"/>
-                <w:szCs w:val="24"/>
-              </w:rPr>
-              <m:t>d</m:t>
-            </m:r>
-          </m:sup>
-        </m:sSubSup>
-      </m:oMath>
-      <w:r>
-        <w:rPr>
-          <w:rFonts w:cstheme="minorHAnsi"/>
-          <w:sz w:val="24"/>
-          <w:szCs w:val="24"/>
-        </w:rPr>
-        <w:t xml:space="preserve">. Further, each customer node </w:t>
-      </w:r>
-      <m:oMath>
-        <m:r>
-          <w:rPr>
-            <w:rFonts w:ascii="Cambria Math" w:hAnsi="Cambria Math" w:cstheme="minorHAnsi"/>
-            <w:sz w:val="24"/>
-            <w:szCs w:val="24"/>
-          </w:rPr>
-          <m:t>c</m:t>
-        </m:r>
-        <m:r>
-          <w:rPr>
-            <w:rFonts w:ascii="Cambria Math" w:hAnsi="Cambria Math" w:cstheme="minorHAnsi"/>
-            <w:sz w:val="24"/>
-            <w:szCs w:val="24"/>
-          </w:rPr>
-          <m:t>∈</m:t>
-        </m:r>
-        <m:r>
-          <w:rPr>
-            <w:rFonts w:ascii="Cambria Math" w:hAnsi="Cambria Math" w:cstheme="minorHAnsi"/>
-            <w:sz w:val="24"/>
-            <w:szCs w:val="24"/>
-          </w:rPr>
-          <m:t>C</m:t>
-        </m:r>
-      </m:oMath>
-      <w:r>
-        <w:rPr>
-          <w:rFonts w:cstheme="minorHAnsi"/>
-          <w:sz w:val="24"/>
-          <w:szCs w:val="24"/>
-        </w:rPr>
-        <w:t xml:space="preserve"> has a demand </w:t>
-      </w:r>
-      <m:oMath>
-        <m:sSub>
-          <m:sSubPr>
-            <m:ctrlPr>
-              <w:rPr>
-                <w:rFonts w:ascii="Cambria Math" w:hAnsi="Cambria Math" w:cstheme="minorHAnsi"/>
-                <w:i/>
-                <w:sz w:val="24"/>
-                <w:szCs w:val="24"/>
-              </w:rPr>
-            </m:ctrlPr>
-          </m:sSubPr>
-          <m:e>
-            <m:r>
-              <w:rPr>
-                <w:rFonts w:ascii="Cambria Math" w:hAnsi="Cambria Math" w:cstheme="minorHAnsi"/>
-                <w:sz w:val="24"/>
-                <w:szCs w:val="24"/>
-              </w:rPr>
-              <m:t>q</m:t>
-            </m:r>
-          </m:e>
-          <m:sub>
-            <m:r>
-              <w:rPr>
-                <w:rFonts w:ascii="Cambria Math" w:hAnsi="Cambria Math" w:cstheme="minorHAnsi"/>
-                <w:sz w:val="24"/>
-                <w:szCs w:val="24"/>
-              </w:rPr>
-              <m:t>c</m:t>
-            </m:r>
-          </m:sub>
-        </m:sSub>
-      </m:oMath>
-      <w:r>
-        <w:rPr>
-          <w:rFonts w:cstheme="minorHAnsi"/>
-          <w:sz w:val="24"/>
-          <w:szCs w:val="24"/>
-        </w:rPr>
-        <w:t xml:space="preserve"> that must be fulfilled from one of the depot nodes via its </w:t>
-      </w:r>
-      <w:r>
-        <w:rPr>
-          <w:rFonts w:cstheme="minorHAnsi"/>
-          <w:sz w:val="24"/>
-          <w:szCs w:val="24"/>
-        </w:rPr>
-        <w:t xml:space="preserve">electric </w:t>
-      </w:r>
-      <w:r>
-        <w:rPr>
-          <w:rFonts w:cstheme="minorHAnsi"/>
-          <w:sz w:val="24"/>
-          <w:szCs w:val="24"/>
-        </w:rPr>
-        <w:t xml:space="preserve">delivery fleet, wherein each vehicle has a fixed cost </w:t>
-      </w:r>
-      <m:oMath>
-        <m:sSubSup>
-          <m:sSubSupPr>
-            <m:ctrlPr>
-              <w:rPr>
-                <w:rFonts w:ascii="Cambria Math" w:hAnsi="Cambria Math" w:cstheme="minorHAnsi"/>
-                <w:i/>
-                <w:sz w:val="24"/>
-                <w:szCs w:val="24"/>
-              </w:rPr>
-            </m:ctrlPr>
-          </m:sSubSupPr>
-          <m:e>
-            <m:r>
-              <w:rPr>
-                <w:rFonts w:ascii="Cambria Math" w:hAnsi="Cambria Math" w:cstheme="minorHAnsi"/>
-                <w:sz w:val="24"/>
-                <w:szCs w:val="24"/>
-              </w:rPr>
-              <m:t>π</m:t>
-            </m:r>
-          </m:e>
-          <m:sub>
-            <m:r>
-              <w:rPr>
-                <w:rFonts w:ascii="Cambria Math" w:hAnsi="Cambria Math" w:cstheme="minorHAnsi"/>
-                <w:sz w:val="24"/>
-                <w:szCs w:val="24"/>
-              </w:rPr>
-              <m:t>f</m:t>
-            </m:r>
-          </m:sub>
-          <m:sup>
-            <m:r>
-              <w:rPr>
-                <w:rFonts w:ascii="Cambria Math" w:hAnsi="Cambria Math" w:cstheme="minorHAnsi"/>
-                <w:sz w:val="24"/>
-                <w:szCs w:val="24"/>
-              </w:rPr>
-              <m:t>v</m:t>
-            </m:r>
-          </m:sup>
-        </m:sSubSup>
-      </m:oMath>
-      <w:r>
-        <w:rPr>
-          <w:rFonts w:cstheme="minorHAnsi"/>
-          <w:sz w:val="24"/>
-          <w:szCs w:val="24"/>
-        </w:rPr>
-        <w:t>,</w:t>
+          <w:rFonts w:eastAsiaTheme="minorEastAsia" w:cstheme="minorHAnsi"/>
+          <w:sz w:val="24"/>
+          <w:szCs w:val="24"/>
+        </w:rPr>
+        <w:t xml:space="preserve">, </w:t>
+      </w:r>
+      <w:r>
+        <w:rPr>
+          <w:rFonts w:cstheme="minorHAnsi"/>
+          <w:sz w:val="24"/>
+          <w:szCs w:val="24"/>
+        </w:rPr>
+        <w:t xml:space="preserve">wherein each vehicle has </w:t>
+      </w:r>
+      <w:r>
+        <w:rPr>
+          <w:rFonts w:cstheme="minorHAnsi"/>
+          <w:sz w:val="24"/>
+          <w:szCs w:val="24"/>
+        </w:rPr>
+        <w:t>a</w:t>
       </w:r>
       <w:r>
         <w:rPr>
@@ -2713,15 +2525,7 @@
             <w:sz w:val="24"/>
             <w:szCs w:val="24"/>
           </w:rPr>
-          <m:t>∈</m:t>
-        </m:r>
-        <m:r>
-          <w:rPr>
-            <w:rFonts w:ascii="Cambria Math" w:hAnsi="Cambria Math" w:cstheme="minorHAnsi"/>
-            <w:sz w:val="24"/>
-            <w:szCs w:val="24"/>
-          </w:rPr>
-          <m:t>A</m:t>
+          <m:t>∈A</m:t>
         </m:r>
       </m:oMath>
       <w:r>
@@ -2730,23 +2534,7 @@
           <w:sz w:val="24"/>
           <w:szCs w:val="24"/>
         </w:rPr>
-        <w:t xml:space="preserve"> </w:t>
-      </w:r>
-      <w:r>
-        <w:rPr>
-          <w:rFonts w:cstheme="minorHAnsi"/>
-          <w:sz w:val="24"/>
-          <w:szCs w:val="24"/>
-        </w:rPr>
-        <w:t xml:space="preserve">spanning a length </w:t>
-      </w:r>
-      <w:r>
-        <w:rPr>
-          <w:rFonts w:cstheme="minorHAnsi"/>
-          <w:sz w:val="24"/>
-          <w:szCs w:val="24"/>
-        </w:rPr>
-        <w:t xml:space="preserve">of length </w:t>
+        <w:t xml:space="preserve"> spanning a length of length </w:t>
       </w:r>
       <m:oMath>
         <m:sSub>
@@ -2797,15 +2585,7 @@
           <w:sz w:val="24"/>
           <w:szCs w:val="24"/>
         </w:rPr>
-        <w:t>Assuming</w:t>
-      </w:r>
-      <w:r>
-        <w:rPr>
-          <w:rFonts w:cstheme="minorHAnsi"/>
-          <w:sz w:val="24"/>
-          <w:szCs w:val="24"/>
-        </w:rPr>
-        <w:t xml:space="preserve"> a planning horizon of </w:t>
+        <w:t xml:space="preserve">Further, each customer node </w:t>
       </w:r>
       <m:oMath>
         <m:r>
@@ -2814,68 +2594,98 @@
             <w:sz w:val="24"/>
             <w:szCs w:val="24"/>
           </w:rPr>
-          <m:t>Y</m:t>
+          <m:t>c∈C</m:t>
         </m:r>
       </m:oMath>
       <w:r>
         <w:rPr>
-          <w:rFonts w:eastAsiaTheme="minorEastAsia" w:cstheme="minorHAnsi"/>
-          <w:sz w:val="24"/>
-          <w:szCs w:val="24"/>
-        </w:rPr>
-        <w:t xml:space="preserve"> years</w:t>
-      </w:r>
-      <w:r>
-        <w:rPr>
-          <w:rFonts w:eastAsiaTheme="minorEastAsia" w:cstheme="minorHAnsi"/>
-          <w:sz w:val="24"/>
-          <w:szCs w:val="24"/>
-        </w:rPr>
-        <w:t xml:space="preserve">, each with </w:t>
+          <w:rFonts w:cstheme="minorHAnsi"/>
+          <w:sz w:val="24"/>
+          <w:szCs w:val="24"/>
+        </w:rPr>
+        <w:t xml:space="preserve"> has a demand </w:t>
       </w:r>
       <m:oMath>
-        <m:r>
-          <w:rPr>
-            <w:rFonts w:ascii="Cambria Math" w:eastAsiaTheme="minorEastAsia" w:hAnsi="Cambria Math" w:cstheme="minorHAnsi"/>
-            <w:sz w:val="24"/>
-            <w:szCs w:val="24"/>
-          </w:rPr>
-          <m:t>d</m:t>
-        </m:r>
+        <m:sSub>
+          <m:sSubPr>
+            <m:ctrlPr>
+              <w:rPr>
+                <w:rFonts w:ascii="Cambria Math" w:hAnsi="Cambria Math" w:cstheme="minorHAnsi"/>
+                <w:i/>
+                <w:sz w:val="24"/>
+                <w:szCs w:val="24"/>
+              </w:rPr>
+            </m:ctrlPr>
+          </m:sSubPr>
+          <m:e>
+            <m:r>
+              <w:rPr>
+                <w:rFonts w:ascii="Cambria Math" w:hAnsi="Cambria Math" w:cstheme="minorHAnsi"/>
+                <w:sz w:val="24"/>
+                <w:szCs w:val="24"/>
+              </w:rPr>
+              <m:t>q</m:t>
+            </m:r>
+          </m:e>
+          <m:sub>
+            <m:r>
+              <w:rPr>
+                <w:rFonts w:ascii="Cambria Math" w:hAnsi="Cambria Math" w:cstheme="minorHAnsi"/>
+                <w:sz w:val="24"/>
+                <w:szCs w:val="24"/>
+              </w:rPr>
+              <m:t>c</m:t>
+            </m:r>
+          </m:sub>
+        </m:sSub>
       </m:oMath>
       <w:r>
         <w:rPr>
-          <w:rFonts w:eastAsiaTheme="minorEastAsia" w:cstheme="minorHAnsi"/>
-          <w:sz w:val="24"/>
-          <w:szCs w:val="24"/>
-        </w:rPr>
-        <w:t xml:space="preserve"> working days, </w:t>
-      </w:r>
-      <w:r>
-        <w:rPr>
-          <w:rFonts w:eastAsiaTheme="minorEastAsia" w:cstheme="minorHAnsi"/>
-          <w:sz w:val="24"/>
-          <w:szCs w:val="24"/>
-        </w:rPr>
-        <w:t xml:space="preserve">with a discount rate of </w:t>
-      </w:r>
-      <m:oMath>
-        <m:r>
-          <w:rPr>
-            <w:rFonts w:ascii="Cambria Math" w:eastAsiaTheme="minorEastAsia" w:hAnsi="Cambria Math" w:cstheme="minorHAnsi"/>
-            <w:sz w:val="24"/>
-            <w:szCs w:val="24"/>
-          </w:rPr>
-          <m:t>r</m:t>
-        </m:r>
-      </m:oMath>
-      <w:r>
-        <w:rPr>
-          <w:rFonts w:eastAsiaTheme="minorEastAsia" w:cstheme="minorHAnsi"/>
-          <w:sz w:val="24"/>
-          <w:szCs w:val="24"/>
-        </w:rPr>
-        <w:t>,</w:t>
+          <w:rFonts w:cstheme="minorHAnsi"/>
+          <w:sz w:val="24"/>
+          <w:szCs w:val="24"/>
+        </w:rPr>
+        <w:t xml:space="preserve"> that must be fulfilled from the depot nodes via </w:t>
+      </w:r>
+      <w:r>
+        <w:rPr>
+          <w:rFonts w:cstheme="minorHAnsi"/>
+          <w:sz w:val="24"/>
+          <w:szCs w:val="24"/>
+        </w:rPr>
+        <w:t>one of its</w:t>
+      </w:r>
+      <w:r>
+        <w:rPr>
+          <w:rFonts w:cstheme="minorHAnsi"/>
+          <w:sz w:val="24"/>
+          <w:szCs w:val="24"/>
+        </w:rPr>
+        <w:t xml:space="preserve"> </w:t>
+      </w:r>
+      <w:r>
+        <w:rPr>
+          <w:rFonts w:cstheme="minorHAnsi"/>
+          <w:sz w:val="24"/>
+          <w:szCs w:val="24"/>
+        </w:rPr>
+        <w:t xml:space="preserve">electric </w:t>
+      </w:r>
+      <w:r>
+        <w:rPr>
+          <w:rFonts w:cstheme="minorHAnsi"/>
+          <w:sz w:val="24"/>
+          <w:szCs w:val="24"/>
+        </w:rPr>
+        <w:t xml:space="preserve">delivery </w:t>
+      </w:r>
+      <w:r>
+        <w:rPr>
+          <w:rFonts w:cstheme="minorHAnsi"/>
+          <w:sz w:val="24"/>
+          <w:szCs w:val="24"/>
+        </w:rPr>
+        <w:t>vehicles. For the given problem,</w:t>
       </w:r>
       <w:r>
         <w:rPr>
@@ -2926,20 +2736,24 @@
           <w:sz w:val="24"/>
           <w:szCs w:val="24"/>
         </w:rPr>
-        <w:t xml:space="preserve"> (3)</w:t>
-      </w:r>
-    </w:p>
-    <w:p>
-      <w:pPr>
-        <w:pStyle w:val="ListParagraph"/>
-        <w:ind w:left="792"/>
-        <w:jc w:val="both"/>
-        <w:rPr>
-          <w:rFonts w:cstheme="minorHAnsi"/>
-          <w:sz w:val="24"/>
-          <w:szCs w:val="24"/>
-        </w:rPr>
-      </w:pPr>
+        <w:t xml:space="preserve"> (</w:t>
+      </w:r>
+      <w:r>
+        <w:rPr>
+          <w:rFonts w:cstheme="minorHAnsi"/>
+          <w:sz w:val="24"/>
+          <w:szCs w:val="24"/>
+        </w:rPr>
+        <w:t>2</w:t>
+      </w:r>
+      <w:r>
+        <w:rPr>
+          <w:rFonts w:cstheme="minorHAnsi"/>
+          <w:sz w:val="24"/>
+          <w:szCs w:val="24"/>
+        </w:rPr>
+        <w:t>)</w:t>
+      </w:r>
     </w:p>
     <w:p>
       <w:pPr>
@@ -3057,44 +2871,40 @@
           <w:sz w:val="24"/>
           <w:szCs w:val="24"/>
         </w:rPr>
-        <w:t>Formulate the objective function (total cost of distribution)</w:t>
-      </w:r>
-      <w:r>
-        <w:rPr>
-          <w:rFonts w:cstheme="minorHAnsi"/>
-          <w:sz w:val="24"/>
-          <w:szCs w:val="24"/>
-        </w:rPr>
-        <w:t xml:space="preserve"> as the sum of fixed costs and net present value of operational cost.</w:t>
-      </w:r>
-      <w:r>
-        <w:rPr>
-          <w:rFonts w:cstheme="minorHAnsi"/>
-          <w:sz w:val="24"/>
-          <w:szCs w:val="24"/>
-        </w:rPr>
-        <w:t xml:space="preserve"> (5)</w:t>
-      </w:r>
-    </w:p>
-    <w:p>
-      <w:pPr>
-        <w:jc w:val="both"/>
-        <w:rPr>
-          <w:rFonts w:cstheme="minorHAnsi"/>
-          <w:sz w:val="24"/>
-          <w:szCs w:val="24"/>
-        </w:rPr>
-      </w:pPr>
-    </w:p>
-    <w:p>
-      <w:pPr>
-        <w:jc w:val="both"/>
-        <w:rPr>
-          <w:rFonts w:cstheme="minorHAnsi"/>
-          <w:sz w:val="24"/>
-          <w:szCs w:val="24"/>
-        </w:rPr>
-      </w:pPr>
+        <w:t>Formulate the objective function</w:t>
+      </w:r>
+      <w:r>
+        <w:rPr>
+          <w:rFonts w:cstheme="minorHAnsi"/>
+          <w:sz w:val="24"/>
+          <w:szCs w:val="24"/>
+        </w:rPr>
+        <w:t>.</w:t>
+      </w:r>
+      <w:r>
+        <w:rPr>
+          <w:rFonts w:cstheme="minorHAnsi"/>
+          <w:sz w:val="24"/>
+          <w:szCs w:val="24"/>
+        </w:rPr>
+        <w:t xml:space="preserve"> (</w:t>
+      </w:r>
+      <w:r>
+        <w:rPr>
+          <w:rFonts w:cstheme="minorHAnsi"/>
+          <w:sz w:val="24"/>
+          <w:szCs w:val="24"/>
+        </w:rPr>
+        <w:t>2</w:t>
+      </w:r>
+      <w:r>
+        <w:rPr>
+          <w:rFonts w:cstheme="minorHAnsi"/>
+          <w:sz w:val="24"/>
+          <w:szCs w:val="24"/>
+        </w:rPr>
+        <w:t>)</w:t>
+      </w:r>
     </w:p>
     <w:p>
       <w:pPr>
@@ -3270,6 +3080,90 @@
     <w:p>
       <w:pPr>
         <w:pStyle w:val="ListParagraph"/>
+        <w:ind w:left="792"/>
+        <w:jc w:val="both"/>
+        <w:rPr>
+          <w:rFonts w:cstheme="minorHAnsi"/>
+          <w:sz w:val="24"/>
+          <w:szCs w:val="24"/>
+        </w:rPr>
+      </w:pPr>
+    </w:p>
+    <w:p>
+      <w:pPr>
+        <w:pStyle w:val="ListParagraph"/>
+        <w:ind w:left="792"/>
+        <w:jc w:val="both"/>
+        <w:rPr>
+          <w:rFonts w:cstheme="minorHAnsi"/>
+          <w:sz w:val="24"/>
+          <w:szCs w:val="24"/>
+        </w:rPr>
+      </w:pPr>
+    </w:p>
+    <w:p>
+      <w:pPr>
+        <w:pStyle w:val="ListParagraph"/>
+        <w:ind w:left="792"/>
+        <w:jc w:val="both"/>
+        <w:rPr>
+          <w:rFonts w:cstheme="minorHAnsi"/>
+          <w:sz w:val="24"/>
+          <w:szCs w:val="24"/>
+        </w:rPr>
+      </w:pPr>
+    </w:p>
+    <w:p>
+      <w:pPr>
+        <w:pStyle w:val="ListParagraph"/>
+        <w:ind w:left="792"/>
+        <w:jc w:val="both"/>
+        <w:rPr>
+          <w:rFonts w:cstheme="minorHAnsi"/>
+          <w:sz w:val="24"/>
+          <w:szCs w:val="24"/>
+        </w:rPr>
+      </w:pPr>
+    </w:p>
+    <w:p>
+      <w:pPr>
+        <w:pStyle w:val="ListParagraph"/>
+        <w:ind w:left="792"/>
+        <w:jc w:val="both"/>
+        <w:rPr>
+          <w:rFonts w:cstheme="minorHAnsi"/>
+          <w:sz w:val="24"/>
+          <w:szCs w:val="24"/>
+        </w:rPr>
+      </w:pPr>
+    </w:p>
+    <w:p>
+      <w:pPr>
+        <w:pStyle w:val="ListParagraph"/>
+        <w:ind w:left="792"/>
+        <w:jc w:val="both"/>
+        <w:rPr>
+          <w:rFonts w:cstheme="minorHAnsi"/>
+          <w:sz w:val="24"/>
+          <w:szCs w:val="24"/>
+        </w:rPr>
+      </w:pPr>
+    </w:p>
+    <w:p>
+      <w:pPr>
+        <w:pStyle w:val="ListParagraph"/>
+        <w:ind w:left="792"/>
+        <w:jc w:val="both"/>
+        <w:rPr>
+          <w:rFonts w:cstheme="minorHAnsi"/>
+          <w:sz w:val="24"/>
+          <w:szCs w:val="24"/>
+        </w:rPr>
+      </w:pPr>
+    </w:p>
+    <w:p>
+      <w:pPr>
+        <w:pStyle w:val="ListParagraph"/>
         <w:numPr>
           <w:ilvl w:val="1"/>
           <w:numId w:val="3"/>
@@ -3287,7 +3181,6 @@
           <w:sz w:val="24"/>
           <w:szCs w:val="24"/>
         </w:rPr>
-        <w:lastRenderedPageBreak/>
         <w:t>Formulate the following constraints</w:t>
       </w:r>
     </w:p>
@@ -3436,7 +3329,23 @@
           <w:sz w:val="24"/>
           <w:szCs w:val="24"/>
         </w:rPr>
-        <w:t xml:space="preserve"> (1)</w:t>
+        <w:t xml:space="preserve"> (</w:t>
+      </w:r>
+      <w:r>
+        <w:rPr>
+          <w:rFonts w:cstheme="minorHAnsi"/>
+          <w:sz w:val="24"/>
+          <w:szCs w:val="24"/>
+        </w:rPr>
+        <w:t>2</w:t>
+      </w:r>
+      <w:r>
+        <w:rPr>
+          <w:rFonts w:cstheme="minorHAnsi"/>
+          <w:sz w:val="24"/>
+          <w:szCs w:val="24"/>
+        </w:rPr>
+        <w:t>)</w:t>
       </w:r>
     </w:p>
     <w:p>
@@ -3792,7 +3701,23 @@
           <w:sz w:val="24"/>
           <w:szCs w:val="24"/>
         </w:rPr>
-        <w:t>(1)</w:t>
+        <w:t>(</w:t>
+      </w:r>
+      <w:r>
+        <w:rPr>
+          <w:rFonts w:cstheme="minorHAnsi"/>
+          <w:sz w:val="24"/>
+          <w:szCs w:val="24"/>
+        </w:rPr>
+        <w:t>3</w:t>
+      </w:r>
+      <w:r>
+        <w:rPr>
+          <w:rFonts w:cstheme="minorHAnsi"/>
+          <w:sz w:val="24"/>
+          <w:szCs w:val="24"/>
+        </w:rPr>
+        <w:t>)</w:t>
       </w:r>
     </w:p>
     <w:p>
@@ -3900,7 +3825,6 @@
           <w:sz w:val="24"/>
           <w:szCs w:val="24"/>
         </w:rPr>
-        <w:lastRenderedPageBreak/>
         <w:t xml:space="preserve">vehicle load </w:t>
       </w:r>
       <w:r>
@@ -3919,6 +3843,18 @@
         </w:rPr>
         <w:t xml:space="preserve"> (1)</w:t>
       </w:r>
+    </w:p>
+    <w:p>
+      <w:pPr>
+        <w:pStyle w:val="ListParagraph"/>
+        <w:ind w:left="792"/>
+        <w:jc w:val="both"/>
+        <w:rPr>
+          <w:rFonts w:cstheme="minorHAnsi"/>
+          <w:sz w:val="24"/>
+          <w:szCs w:val="24"/>
+        </w:rPr>
+      </w:pPr>
     </w:p>
     <w:p>
       <w:pPr>
@@ -4075,7 +4011,19 @@
     <w:p>
       <w:pPr>
         <w:pStyle w:val="ListParagraph"/>
-        <w:ind w:left="1560"/>
+        <w:ind w:left="1560" w:firstLine="720"/>
+        <w:jc w:val="both"/>
+        <w:rPr>
+          <w:rFonts w:cstheme="minorHAnsi"/>
+          <w:sz w:val="24"/>
+          <w:szCs w:val="24"/>
+        </w:rPr>
+      </w:pPr>
+    </w:p>
+    <w:p>
+      <w:pPr>
+        <w:pStyle w:val="ListParagraph"/>
+        <w:ind w:left="1560" w:firstLine="720"/>
         <w:jc w:val="both"/>
         <w:rPr>
           <w:rFonts w:cstheme="minorHAnsi"/>
@@ -4239,6 +4187,18 @@
     <w:p>
       <w:pPr>
         <w:pStyle w:val="ListParagraph"/>
+        <w:ind w:left="1560"/>
+        <w:jc w:val="both"/>
+        <w:rPr>
+          <w:rFonts w:cstheme="minorHAnsi"/>
+          <w:sz w:val="24"/>
+          <w:szCs w:val="24"/>
+        </w:rPr>
+      </w:pPr>
+    </w:p>
+    <w:p>
+      <w:pPr>
+        <w:pStyle w:val="ListParagraph"/>
         <w:numPr>
           <w:ilvl w:val="2"/>
           <w:numId w:val="3"/>
@@ -4257,122 +4217,6 @@
           <w:sz w:val="24"/>
           <w:szCs w:val="24"/>
         </w:rPr>
-        <w:t>depot capacity constraint</w:t>
-      </w:r>
-      <w:r>
-        <w:rPr>
-          <w:rFonts w:cstheme="minorHAnsi"/>
-          <w:sz w:val="24"/>
-          <w:szCs w:val="24"/>
-        </w:rPr>
-        <w:t xml:space="preserve"> (1)</w:t>
-      </w:r>
-    </w:p>
-    <w:p>
-      <w:pPr>
-        <w:pStyle w:val="ListParagraph"/>
-        <w:ind w:left="1560"/>
-        <w:jc w:val="both"/>
-        <w:rPr>
-          <w:rFonts w:cstheme="minorHAnsi"/>
-          <w:sz w:val="24"/>
-          <w:szCs w:val="24"/>
-        </w:rPr>
-      </w:pPr>
-    </w:p>
-    <w:p>
-      <w:pPr>
-        <w:pStyle w:val="ListParagraph"/>
-        <w:ind w:left="1560"/>
-        <w:jc w:val="both"/>
-        <w:rPr>
-          <w:rFonts w:cstheme="minorHAnsi"/>
-          <w:sz w:val="24"/>
-          <w:szCs w:val="24"/>
-        </w:rPr>
-      </w:pPr>
-    </w:p>
-    <w:p>
-      <w:pPr>
-        <w:pStyle w:val="ListParagraph"/>
-        <w:ind w:left="1560"/>
-        <w:jc w:val="both"/>
-        <w:rPr>
-          <w:rFonts w:cstheme="minorHAnsi"/>
-          <w:sz w:val="24"/>
-          <w:szCs w:val="24"/>
-        </w:rPr>
-      </w:pPr>
-    </w:p>
-    <w:p>
-      <w:pPr>
-        <w:pStyle w:val="ListParagraph"/>
-        <w:ind w:left="1560"/>
-        <w:jc w:val="both"/>
-        <w:rPr>
-          <w:rFonts w:cstheme="minorHAnsi"/>
-          <w:sz w:val="24"/>
-          <w:szCs w:val="24"/>
-        </w:rPr>
-      </w:pPr>
-    </w:p>
-    <w:p>
-      <w:pPr>
-        <w:pStyle w:val="ListParagraph"/>
-        <w:ind w:left="1560"/>
-        <w:jc w:val="both"/>
-        <w:rPr>
-          <w:rFonts w:cstheme="minorHAnsi"/>
-          <w:sz w:val="24"/>
-          <w:szCs w:val="24"/>
-        </w:rPr>
-      </w:pPr>
-    </w:p>
-    <w:p>
-      <w:pPr>
-        <w:pStyle w:val="ListParagraph"/>
-        <w:ind w:left="1560"/>
-        <w:jc w:val="both"/>
-        <w:rPr>
-          <w:rFonts w:cstheme="minorHAnsi"/>
-          <w:sz w:val="24"/>
-          <w:szCs w:val="24"/>
-        </w:rPr>
-      </w:pPr>
-    </w:p>
-    <w:p>
-      <w:pPr>
-        <w:pStyle w:val="ListParagraph"/>
-        <w:ind w:left="1560"/>
-        <w:jc w:val="both"/>
-        <w:rPr>
-          <w:rFonts w:cstheme="minorHAnsi"/>
-          <w:sz w:val="24"/>
-          <w:szCs w:val="24"/>
-        </w:rPr>
-      </w:pPr>
-    </w:p>
-    <w:p>
-      <w:pPr>
-        <w:pStyle w:val="ListParagraph"/>
-        <w:numPr>
-          <w:ilvl w:val="2"/>
-          <w:numId w:val="3"/>
-        </w:numPr>
-        <w:ind w:left="1560" w:hanging="709"/>
-        <w:jc w:val="both"/>
-        <w:rPr>
-          <w:rFonts w:cstheme="minorHAnsi"/>
-          <w:sz w:val="24"/>
-          <w:szCs w:val="24"/>
-        </w:rPr>
-      </w:pPr>
-      <w:r>
-        <w:rPr>
-          <w:rFonts w:cstheme="minorHAnsi"/>
-          <w:sz w:val="24"/>
-          <w:szCs w:val="24"/>
-        </w:rPr>
         <w:t>domain constraints</w:t>
       </w:r>
       <w:r>
@@ -4397,7 +4241,15 @@
           <w:sz w:val="24"/>
           <w:szCs w:val="24"/>
         </w:rPr>
-        <w:t>1)</w:t>
+        <w:t>2</w:t>
+      </w:r>
+      <w:r>
+        <w:rPr>
+          <w:rFonts w:cstheme="minorHAnsi"/>
+          <w:sz w:val="24"/>
+          <w:szCs w:val="24"/>
+        </w:rPr>
+        <w:t>)</w:t>
       </w:r>
     </w:p>
     <w:sectPr>
@@ -4411,7 +4263,7 @@
 </file>
 
 <file path=word/numbering.xml><?xml version="1.0" encoding="utf-8"?>
-<w:numbering xmlns:wpc="http://schemas.microsoft.com/office/word/2010/wordprocessingCanvas" xmlns:cx="http://schemas.microsoft.com/office/drawing/2014/chartex" xmlns:cx1="http://schemas.microsoft.com/office/drawing/2015/9/8/chartex" xmlns:cx2="http://schemas.microsoft.com/office/drawing/2015/10/21/chartex" xmlns:cx3="http://schemas.microsoft.com/office/drawing/2016/5/9/chartex" xmlns:cx4="http://schemas.microsoft.com/office/drawing/2016/5/10/chartex" xmlns:cx5="http://schemas.microsoft.com/office/drawing/2016/5/11/chartex" xmlns:cx6="http://schemas.microsoft.com/office/drawing/2016/5/12/chartex" xmlns:cx7="http://schemas.microsoft.com/office/drawing/2016/5/13/chartex" xmlns:cx8="http://schemas.microsoft.com/office/drawing/2016/5/14/chartex" xmlns:mc="http://schemas.openxmlformats.org/markup-compatibility/2006" xmlns:aink="http://schemas.microsoft.com/office/drawing/2016/ink" xmlns:am3d="http://schemas.microsoft.com/office/drawing/2017/model3d" xmlns:o="urn:schemas-microsoft-com:office:office" xmlns:oel="http://schemas.microsoft.com/office/2019/extlst" xmlns:r="http://schemas.openxmlformats.org/officeDocument/2006/relationships" xmlns:m="http://schemas.openxmlformats.org/officeDocument/2006/math" xmlns:v="urn:schemas-microsoft-com:vml" xmlns:wp14="http://schemas.microsoft.com/office/word/2010/wordprocessingDrawing" xmlns:wp="http://schemas.openxmlformats.org/drawingml/2006/wordprocessingDrawing" xmlns:w10="urn:schemas-microsoft-com:office:word" xmlns:w="http://schemas.openxmlformats.org/wordprocessingml/2006/main" xmlns:w14="http://schemas.microsoft.com/office/word/2010/wordml" xmlns:w15="http://schemas.microsoft.com/office/word/2012/wordml" xmlns:w16cex="http://schemas.microsoft.com/office/word/2018/wordml/cex" xmlns:w16cid="http://schemas.microsoft.com/office/word/2016/wordml/cid" xmlns:w16="http://schemas.microsoft.com/office/word/2018/wordml" xmlns:w16sdtdh="http://schemas.microsoft.com/office/word/2020/wordml/sdtdatahash" xmlns:w16se="http://schemas.microsoft.com/office/word/2015/wordml/symex" xmlns:wpg="http://schemas.microsoft.com/office/word/2010/wordprocessingGroup" xmlns:wpi="http://schemas.microsoft.com/office/word/2010/wordprocessingInk" xmlns:wne="http://schemas.microsoft.com/office/word/2006/wordml" xmlns:wps="http://schemas.microsoft.com/office/word/2010/wordprocessingShape" mc:Ignorable="w14 w15 w16se w16cid w16 w16cex w16sdtdh wp14">
+<w:numbering xmlns:wpc="http://schemas.microsoft.com/office/word/2010/wordprocessingCanvas" xmlns:cx="http://schemas.microsoft.com/office/drawing/2014/chartex" xmlns:cx1="http://schemas.microsoft.com/office/drawing/2015/9/8/chartex" xmlns:cx2="http://schemas.microsoft.com/office/drawing/2015/10/21/chartex" xmlns:cx3="http://schemas.microsoft.com/office/drawing/2016/5/9/chartex" xmlns:cx4="http://schemas.microsoft.com/office/drawing/2016/5/10/chartex" xmlns:cx5="http://schemas.microsoft.com/office/drawing/2016/5/11/chartex" xmlns:cx6="http://schemas.microsoft.com/office/drawing/2016/5/12/chartex" xmlns:cx7="http://schemas.microsoft.com/office/drawing/2016/5/13/chartex" xmlns:cx8="http://schemas.microsoft.com/office/drawing/2016/5/14/chartex" xmlns:mc="http://schemas.openxmlformats.org/markup-compatibility/2006" xmlns:aink="http://schemas.microsoft.com/office/drawing/2016/ink" xmlns:am3d="http://schemas.microsoft.com/office/drawing/2017/model3d" xmlns:o="urn:schemas-microsoft-com:office:office" xmlns:oel="http://schemas.microsoft.com/office/2019/extlst" xmlns:r="http://schemas.openxmlformats.org/officeDocument/2006/relationships" xmlns:m="http://schemas.openxmlformats.org/officeDocument/2006/math" xmlns:v="urn:schemas-microsoft-com:vml" xmlns:wp14="http://schemas.microsoft.com/office/word/2010/wordprocessingDrawing" xmlns:wp="http://schemas.openxmlformats.org/drawingml/2006/wordprocessingDrawing" xmlns:w10="urn:schemas-microsoft-com:office:word" xmlns:w="http://schemas.openxmlformats.org/wordprocessingml/2006/main" xmlns:w14="http://schemas.microsoft.com/office/word/2010/wordml" xmlns:w15="http://schemas.microsoft.com/office/word/2012/wordml" xmlns:w16cex="http://schemas.microsoft.com/office/word/2018/wordml/cex" xmlns:w16cid="http://schemas.microsoft.com/office/word/2016/wordml/cid" xmlns:w16="http://schemas.microsoft.com/office/word/2018/wordml" xmlns:w16du="http://schemas.microsoft.com/office/word/2023/wordml/word16du" xmlns:w16sdtdh="http://schemas.microsoft.com/office/word/2020/wordml/sdtdatahash" xmlns:w16sdtfl="http://schemas.microsoft.com/office/word/2024/wordml/sdtformatlock" xmlns:w16se="http://schemas.microsoft.com/office/word/2015/wordml/symex" xmlns:wpg="http://schemas.microsoft.com/office/word/2010/wordprocessingGroup" xmlns:wpi="http://schemas.microsoft.com/office/word/2010/wordprocessingInk" xmlns:wne="http://schemas.microsoft.com/office/word/2006/wordml" xmlns:wps="http://schemas.microsoft.com/office/word/2010/wordprocessingShape" mc:Ignorable="w14 w15 w16se w16cid w16 w16cex w16sdtdh w16sdtfl w16du wp14">
   <w:abstractNum w:abstractNumId="0" w15:restartNumberingAfterBreak="0">
     <w:nsid w:val="13B25596"/>
     <w:multiLevelType w:val="multilevel"/>
@@ -5062,7 +4914,7 @@
 </file>
 
 <file path=word/styles.xml><?xml version="1.0" encoding="utf-8"?>
-<w:styles xmlns:mc="http://schemas.openxmlformats.org/markup-compatibility/2006" xmlns:r="http://schemas.openxmlformats.org/officeDocument/2006/relationships" xmlns:w="http://schemas.openxmlformats.org/wordprocessingml/2006/main" xmlns:w14="http://schemas.microsoft.com/office/word/2010/wordml" xmlns:w15="http://schemas.microsoft.com/office/word/2012/wordml" xmlns:w16cex="http://schemas.microsoft.com/office/word/2018/wordml/cex" xmlns:w16cid="http://schemas.microsoft.com/office/word/2016/wordml/cid" xmlns:w16="http://schemas.microsoft.com/office/word/2018/wordml" xmlns:w16sdtdh="http://schemas.microsoft.com/office/word/2020/wordml/sdtdatahash" xmlns:w16se="http://schemas.microsoft.com/office/word/2015/wordml/symex" mc:Ignorable="w14 w15 w16se w16cid w16 w16cex w16sdtdh">
+<w:styles xmlns:mc="http://schemas.openxmlformats.org/markup-compatibility/2006" xmlns:r="http://schemas.openxmlformats.org/officeDocument/2006/relationships" xmlns:w="http://schemas.openxmlformats.org/wordprocessingml/2006/main" xmlns:w14="http://schemas.microsoft.com/office/word/2010/wordml" xmlns:w15="http://schemas.microsoft.com/office/word/2012/wordml" xmlns:w16cex="http://schemas.microsoft.com/office/word/2018/wordml/cex" xmlns:w16cid="http://schemas.microsoft.com/office/word/2016/wordml/cid" xmlns:w16="http://schemas.microsoft.com/office/word/2018/wordml" xmlns:w16du="http://schemas.microsoft.com/office/word/2023/wordml/word16du" xmlns:w16sdtdh="http://schemas.microsoft.com/office/word/2020/wordml/sdtdatahash" xmlns:w16sdtfl="http://schemas.microsoft.com/office/word/2024/wordml/sdtformatlock" xmlns:w16se="http://schemas.microsoft.com/office/word/2015/wordml/symex" mc:Ignorable="w14 w15 w16se w16cid w16 w16cex w16sdtdh w16sdtfl w16du">
   <w:docDefaults>
     <w:rPrDefault>
       <w:rPr>
